--- a/rapports/2026-06-06/EQ29/EQ29_enq2_v2/DR_062202010008/17-51-77-64.docx
+++ b/rapports/2026-06-06/EQ29/EQ29_enq2_v2/DR_062202010008/17-51-77-64.docx
@@ -297,7 +297,7 @@
           <w:color w:val="1F6FEB"/>
           <w:sz w:val="22"/>
         </w:rPr>
-        <w:t>⚠ INCOHÉRENCES À CORRIGER (107)</w:t>
+        <w:t>⚠ INCOHÉRENCES À CORRIGER (105)</w:t>
       </w:r>
     </w:p>
     <w:tbl>
@@ -485,7 +485,7 @@
                 <w:i w:val="0"/>
                 <w:sz w:val="17"/>
               </w:rPr>
-              <w:t>Incoherence! babacar sarr a declaré que la catégorie socioprofessionnelle de son père est  alors que le père lui-même declare comme catégorie socioprofessionnelle Manœuvre au niveau de la section 4b.</w:t>
+              <w:t>Incoherence! amy sarr a declaré que la catégorie socioprofessionnelle de son père est  alors que le père lui-même declare comme catégorie socioprofessionnelle Manœuvre au niveau de la section 4b.</w:t>
             </w:r>
           </w:p>
         </w:tc>
@@ -575,7 +575,7 @@
                 <w:i w:val="0"/>
                 <w:sz w:val="17"/>
               </w:rPr>
-              <w:t>Incoherence! babacar sarr a declaré que la catégorie socioprofessionnelle de sa mère est  alors que la mère elle-même declare comme catégorie socioprofessionnelle Travailleur pour compte propre au niveau de la section 4b.</w:t>
+              <w:t>Incoherence! amy sarr a declaré que la catégorie socioprofessionnelle de sa mère est  alors que la mère elle-même declare comme catégorie socioprofessionnelle Travailleur pour compte propre au niveau de la section 4b.</w:t>
             </w:r>
           </w:p>
         </w:tc>
@@ -634,7 +634,7 @@
                 <w:color w:val="16A34A"/>
                 <w:sz w:val="16"/>
               </w:rPr>
-              <w:t>s01q32, s01q37, s04q23, s01q00b, s01q37_decode, s04q23_decode</w:t>
+              <w:t>s01q25, s01q30, s04q23, s01q00b, s01q30_decode, s04q23_decode</w:t>
             </w:r>
           </w:p>
         </w:tc>
@@ -665,7 +665,7 @@
                 <w:i w:val="0"/>
                 <w:sz w:val="17"/>
               </w:rPr>
-              <w:t>Incoherence! fana sarr a declaré que la catégorie socioprofessionnelle de sa mère est  alors que la mère elle-même declare comme catégorie socioprofessionnelle Travailleur pour compte propre au niveau de la section 4b.</w:t>
+              <w:t>Incoherence! babacar sarr a declaré que la catégorie socioprofessionnelle de son père est  alors que le père lui-même declare comme catégorie socioprofessionnelle Manœuvre au niveau de la section 4b.</w:t>
             </w:r>
           </w:p>
         </w:tc>
@@ -755,7 +755,7 @@
                 <w:i w:val="0"/>
                 <w:sz w:val="17"/>
               </w:rPr>
-              <w:t>Incoherence! mouhamed sarr a declaré que la catégorie socioprofessionnelle de sa mère est  alors que la mère elle-même declare comme catégorie socioprofessionnelle Travailleur pour compte propre au niveau de la section 4b.</w:t>
+              <w:t>Incoherence! babacar sarr a declaré que la catégorie socioprofessionnelle de sa mère est  alors que la mère elle-même declare comme catégorie socioprofessionnelle Travailleur pour compte propre au niveau de la section 4b.</w:t>
             </w:r>
           </w:p>
         </w:tc>
@@ -814,7 +814,7 @@
                 <w:color w:val="16A34A"/>
                 <w:sz w:val="16"/>
               </w:rPr>
-              <w:t>s01q25, s01q30, s04q23, s01q00b, s01q30_decode, s04q23_decode</w:t>
+              <w:t>s01q32, s01q37, s04q23, s01q00b, s01q37_decode, s04q23_decode</w:t>
             </w:r>
           </w:p>
         </w:tc>
@@ -845,7 +845,7 @@
                 <w:i w:val="0"/>
                 <w:sz w:val="17"/>
               </w:rPr>
-              <w:t>Incoherence! el hadji sarr a declaré que la catégorie socioprofessionnelle de son père est  alors que le père lui-même declare comme catégorie socioprofessionnelle Manœuvre au niveau de la section 4b.</w:t>
+              <w:t>Incoherence! fana sarr a declaré que la catégorie socioprofessionnelle de sa mère est  alors que la mère elle-même declare comme catégorie socioprofessionnelle Travailleur pour compte propre au niveau de la section 4b.</w:t>
             </w:r>
           </w:p>
         </w:tc>
@@ -904,7 +904,7 @@
                 <w:color w:val="16A34A"/>
                 <w:sz w:val="16"/>
               </w:rPr>
-              <w:t>s01q32, s01q37, s04q23, s01q00b, s01q37_decode, s04q23_decode</w:t>
+              <w:t>s01q25, s01q30, s04q23, s01q00b, s01q30_decode, s04q23_decode</w:t>
             </w:r>
           </w:p>
         </w:tc>
@@ -935,7 +935,7 @@
                 <w:i w:val="0"/>
                 <w:sz w:val="17"/>
               </w:rPr>
-              <w:t>Incoherence! el hadji sarr a declaré que la catégorie socioprofessionnelle de sa mère est  alors que la mère elle-même declare comme catégorie socioprofessionnelle Travailleur pour compte propre au niveau de la section 4b.</w:t>
+              <w:t>Incoherence! ibrahima sarr a declaré que la catégorie socioprofessionnelle de son père est  alors que le père lui-même declare comme catégorie socioprofessionnelle Manœuvre au niveau de la section 4b.</w:t>
             </w:r>
           </w:p>
         </w:tc>
@@ -994,7 +994,7 @@
                 <w:color w:val="16A34A"/>
                 <w:sz w:val="16"/>
               </w:rPr>
-              <w:t>s01q25, s01q30, s04q23, s01q00b, s01q30_decode, s04q23_decode</w:t>
+              <w:t>s01q32, s01q37, s04q23, s01q00b, s01q37_decode, s04q23_decode</w:t>
             </w:r>
           </w:p>
         </w:tc>
@@ -1025,7 +1025,7 @@
                 <w:i w:val="0"/>
                 <w:sz w:val="17"/>
               </w:rPr>
-              <w:t>Incoherence! amy sarr a declaré que la catégorie socioprofessionnelle de son père est  alors que le père lui-même declare comme catégorie socioprofessionnelle Manœuvre au niveau de la section 4b.</w:t>
+              <w:t>Incoherence! ibrahima sarr a declaré que la catégorie socioprofessionnelle de sa mère est  alors que la mère elle-même declare comme catégorie socioprofessionnelle Travailleur pour compte propre au niveau de la section 4b.</w:t>
             </w:r>
           </w:p>
         </w:tc>
@@ -1115,7 +1115,7 @@
                 <w:i w:val="0"/>
                 <w:sz w:val="17"/>
               </w:rPr>
-              <w:t>Incoherence! amy sarr a declaré que la catégorie socioprofessionnelle de sa mère est  alors que la mère elle-même declare comme catégorie socioprofessionnelle Travailleur pour compte propre au niveau de la section 4b.</w:t>
+              <w:t>Incoherence! mouhamed sarr a declaré que la catégorie socioprofessionnelle de sa mère est  alors que la mère elle-même declare comme catégorie socioprofessionnelle Travailleur pour compte propre au niveau de la section 4b.</w:t>
             </w:r>
           </w:p>
         </w:tc>
@@ -1205,7 +1205,7 @@
                 <w:i w:val="0"/>
                 <w:sz w:val="17"/>
               </w:rPr>
-              <w:t>Incoherence! ibrahima sarr a declaré que la catégorie socioprofessionnelle de son père est  alors que le père lui-même declare comme catégorie socioprofessionnelle Manœuvre au niveau de la section 4b.</w:t>
+              <w:t>Incoherence! el hadji sarr a declaré que la catégorie socioprofessionnelle de son père est  alors que le père lui-même declare comme catégorie socioprofessionnelle Manœuvre au niveau de la section 4b.</w:t>
             </w:r>
           </w:p>
         </w:tc>
@@ -1295,7 +1295,7 @@
                 <w:i w:val="0"/>
                 <w:sz w:val="17"/>
               </w:rPr>
-              <w:t>Incoherence! ibrahima sarr a declaré que la catégorie socioprofessionnelle de sa mère est  alors que la mère elle-même declare comme catégorie socioprofessionnelle Travailleur pour compte propre au niveau de la section 4b.</w:t>
+              <w:t>Incoherence! el hadji sarr a declaré que la catégorie socioprofessionnelle de sa mère est  alors que la mère elle-même declare comme catégorie socioprofessionnelle Travailleur pour compte propre au niveau de la section 4b.</w:t>
             </w:r>
           </w:p>
         </w:tc>
@@ -2195,7 +2195,7 @@
                 <w:i w:val="0"/>
                 <w:sz w:val="17"/>
               </w:rPr>
-              <w:t>Prière de verifier l'information donnée par babacar sarr ou corriger au niveau de la section 1.</w:t>
+              <w:t>Prière de verifier l'information donnée par amy sarr ou corriger au niveau de la section 1.</w:t>
             </w:r>
           </w:p>
         </w:tc>
@@ -2285,7 +2285,7 @@
                 <w:i w:val="0"/>
                 <w:sz w:val="17"/>
               </w:rPr>
-              <w:t>Prière de verifier l'information donnée par fana sarr ou corriger au niveau de la section 1.</w:t>
+              <w:t>Prière de verifier l'information donnée par babacar sarr ou corriger au niveau de la section 1.</w:t>
             </w:r>
           </w:p>
         </w:tc>
@@ -2375,7 +2375,7 @@
                 <w:i w:val="0"/>
                 <w:sz w:val="17"/>
               </w:rPr>
-              <w:t>Prière de verifier l'information donnée par mouhamed sarr ou corriger au niveau de la section 1.</w:t>
+              <w:t>Prière de verifier l'information donnée par fana sarr ou corriger au niveau de la section 1.</w:t>
             </w:r>
           </w:p>
         </w:tc>
@@ -2434,7 +2434,7 @@
                 <w:color w:val="16A34A"/>
                 <w:sz w:val="16"/>
               </w:rPr>
-              <w:t>s01q23, s01q00b, s01q23_autre</w:t>
+              <w:t>—</w:t>
             </w:r>
           </w:p>
         </w:tc>
@@ -2465,7 +2465,7 @@
                 <w:i w:val="0"/>
                 <w:sz w:val="17"/>
               </w:rPr>
-              <w:t>La raison principale pour laquelle que el hadji sarr est venu vivre dans cette localité est insuffisance sanitaire et semble exister dans les modalités, prière de prendre attache avec le QG pour plus d'explication afin de la classer bien.</w:t>
+              <w:t>Prière de verifier l'information donnée par ibrahima sarr ou corriger au niveau de la section 1.</w:t>
             </w:r>
           </w:p>
         </w:tc>
@@ -2555,7 +2555,7 @@
                 <w:i w:val="0"/>
                 <w:sz w:val="17"/>
               </w:rPr>
-              <w:t>Prière de verifier l'information donnée par el hadji sarr ou corriger au niveau de la section 1.</w:t>
+              <w:t>Prière de verifier l'information donnée par mouhamed sarr ou corriger au niveau de la section 1.</w:t>
             </w:r>
           </w:p>
         </w:tc>
@@ -2614,7 +2614,7 @@
                 <w:color w:val="16A34A"/>
                 <w:sz w:val="16"/>
               </w:rPr>
-              <w:t>s00q27, s01q03a, s01q03b, s01q03c, s01q00b</w:t>
+              <w:t>s01q23, s01q00b, s01q23_autre</w:t>
             </w:r>
           </w:p>
         </w:tc>
@@ -2645,7 +2645,7 @@
                 <w:i w:val="0"/>
                 <w:sz w:val="17"/>
               </w:rPr>
-              <w:t>Les informations sur l'acte de naissance (ni Jours, ni mois et ni années) de  amy sarr  manquent, s'il vous plait pouvez-vous fournir d'effort pour avoir ces informations.</w:t>
+              <w:t>La raison principale pour laquelle que el hadji sarr est venu vivre dans cette localité est insuffisance sanitaire et semble exister dans les modalités, prière de prendre attache avec le QG pour plus d'explication afin de la classer bien.</w:t>
             </w:r>
           </w:p>
         </w:tc>
@@ -2735,187 +2735,7 @@
                 <w:i w:val="0"/>
                 <w:sz w:val="17"/>
               </w:rPr>
-              <w:t>Prière de verifier l'information donnée par amy sarr ou corriger au niveau de la section 1.</w:t>
-            </w:r>
-          </w:p>
-        </w:tc>
-      </w:tr>
-      <w:tr>
-        <w:tc>
-          <w:tcPr>
-            <w:tcW w:type="dxa" w:w="964"/>
-          </w:tcPr>
-          <w:p>
-            <w:r>
-              <w:rPr>
-                <w:b/>
-                <w:i w:val="0"/>
-                <w:color w:val="EA580C"/>
-                <w:sz w:val="16"/>
-              </w:rPr>
-              <w:t>Moyenne</w:t>
-            </w:r>
-          </w:p>
-        </w:tc>
-        <w:tc>
-          <w:tcPr>
-            <w:tcW w:type="dxa" w:w="1247"/>
-          </w:tcPr>
-          <w:p>
-            <w:r>
-              <w:rPr>
-                <w:b/>
-                <w:i w:val="0"/>
-                <w:sz w:val="16"/>
-              </w:rPr>
-              <w:t>S01</w:t>
-              <w:br/>
-            </w:r>
-            <w:r>
-              <w:rPr>
-                <w:b w:val="0"/>
-                <w:i w:val="0"/>
-                <w:color w:val="64748B"/>
-                <w:sz w:val="14"/>
-              </w:rPr>
-              <w:t>Démographie</w:t>
-            </w:r>
-          </w:p>
-        </w:tc>
-        <w:tc>
-          <w:tcPr>
-            <w:tcW w:type="dxa" w:w="1531"/>
-          </w:tcPr>
-          <w:p>
-            <w:r>
-              <w:rPr>
-                <w:b/>
-                <w:i w:val="0"/>
-                <w:color w:val="16A34A"/>
-                <w:sz w:val="16"/>
-              </w:rPr>
-              <w:t>s00q27, s01q03a, s01q03b, s01q03c, s01q00b</w:t>
-            </w:r>
-          </w:p>
-        </w:tc>
-        <w:tc>
-          <w:tcPr>
-            <w:tcW w:type="dxa" w:w="1191"/>
-          </w:tcPr>
-          <w:p>
-            <w:r>
-              <w:rPr>
-                <w:b w:val="0"/>
-                <w:i w:val="0"/>
-                <w:color w:val="64748B"/>
-                <w:sz w:val="16"/>
-              </w:rPr>
-              <w:t>GT-CQ</w:t>
-            </w:r>
-          </w:p>
-        </w:tc>
-        <w:tc>
-          <w:tcPr>
-            <w:tcW w:type="dxa" w:w="4706"/>
-          </w:tcPr>
-          <w:p>
-            <w:r>
-              <w:rPr>
-                <w:b w:val="0"/>
-                <w:i w:val="0"/>
-                <w:sz w:val="17"/>
-              </w:rPr>
-              <w:t>Les informations sur l'acte de naissance (ni Jours, ni mois et ni années) de  ibrahima sarr  manquent, s'il vous plait pouvez-vous fournir d'effort pour avoir ces informations.</w:t>
-            </w:r>
-          </w:p>
-        </w:tc>
-      </w:tr>
-      <w:tr>
-        <w:tc>
-          <w:tcPr>
-            <w:tcW w:type="dxa" w:w="964"/>
-          </w:tcPr>
-          <w:p>
-            <w:r>
-              <w:rPr>
-                <w:b/>
-                <w:i w:val="0"/>
-                <w:color w:val="EA580C"/>
-                <w:sz w:val="16"/>
-              </w:rPr>
-              <w:t>Moyenne</w:t>
-            </w:r>
-          </w:p>
-        </w:tc>
-        <w:tc>
-          <w:tcPr>
-            <w:tcW w:type="dxa" w:w="1247"/>
-          </w:tcPr>
-          <w:p>
-            <w:r>
-              <w:rPr>
-                <w:b/>
-                <w:i w:val="0"/>
-                <w:sz w:val="16"/>
-              </w:rPr>
-              <w:t>S01</w:t>
-              <w:br/>
-            </w:r>
-            <w:r>
-              <w:rPr>
-                <w:b w:val="0"/>
-                <w:i w:val="0"/>
-                <w:color w:val="64748B"/>
-                <w:sz w:val="14"/>
-              </w:rPr>
-              <w:t>Démographie</w:t>
-            </w:r>
-          </w:p>
-        </w:tc>
-        <w:tc>
-          <w:tcPr>
-            <w:tcW w:type="dxa" w:w="1531"/>
-          </w:tcPr>
-          <w:p>
-            <w:r>
-              <w:rPr>
-                <w:b/>
-                <w:i w:val="0"/>
-                <w:color w:val="16A34A"/>
-                <w:sz w:val="16"/>
-              </w:rPr>
-              <w:t>—</w:t>
-            </w:r>
-          </w:p>
-        </w:tc>
-        <w:tc>
-          <w:tcPr>
-            <w:tcW w:type="dxa" w:w="1191"/>
-          </w:tcPr>
-          <w:p>
-            <w:r>
-              <w:rPr>
-                <w:b w:val="0"/>
-                <w:i w:val="0"/>
-                <w:color w:val="64748B"/>
-                <w:sz w:val="16"/>
-              </w:rPr>
-              <w:t>GT-CQ</w:t>
-            </w:r>
-          </w:p>
-        </w:tc>
-        <w:tc>
-          <w:tcPr>
-            <w:tcW w:type="dxa" w:w="4706"/>
-          </w:tcPr>
-          <w:p>
-            <w:r>
-              <w:rPr>
-                <w:b w:val="0"/>
-                <w:i w:val="0"/>
-                <w:sz w:val="17"/>
-              </w:rPr>
-              <w:t>Prière de verifier l'information donnée par ibrahima sarr ou corriger au niveau de la section 1.</w:t>
+              <w:t>Prière de verifier l'information donnée par el hadji sarr ou corriger au niveau de la section 1.</w:t>
             </w:r>
           </w:p>
         </w:tc>
